--- a/applications/Ian_Cowpar_Resume_Master.docx
+++ b/applications/Ian_Cowpar_Resume_Master.docx
@@ -183,7 +183,7 @@
           <w:b w:val="0"/>
           <w:i w:val="0"/>
         </w:rPr>
-        <w:t>classifying open issues across customer escalations, code defects, internal bugs, and CVEs across four products; auto-refreshed daily, surfacing a single highest-leverage action per view. Opinionated routing, not a dashboard.</w:t>
+        <w:t>classifying open issues across customer escalations, code defects, internal bugs, CVEs, and noise across four products; auto-refreshed daily, with a Claude Code function I built into the tool surfacing the single highest-leverage action per panel. Opinionated routing, not a dashboard.</w:t>
       </w:r>
     </w:p>
     <w:p>

--- a/applications/Ian_Cowpar_Resume_Master.docx
+++ b/applications/Ian_Cowpar_Resume_Master.docx
@@ -66,7 +66,7 @@
           <w:b w:val="0"/>
           <w:i w:val="0"/>
         </w:rPr>
-        <w:t>Senior PM building data products, AI tooling, and self-serve flows inside compliance-heavy enterprise environments. Two years at UKG protecting 300 enterprise customers ($250M ARR) through migration off legacy workforce management — built the data products that let services and engineering catch problems before customers felt them, scaled UKG product's first organized AI capability layer without a top-down mandate, and shipped a 0→1 migration tool with the prototype I wrote myself in Claude Code. Ten years prior at Broadridge: 40+ enterprise deployments in compliance-grade financial services.</w:t>
+        <w:t>Senior Product Manager operating at principal scope, building data products, AI tooling, and self-serve flows in compliance-heavy enterprise environments. I ship the working prototype, not just the spec — I wrote the 0→1 migration tool's prototype myself in Claude Code, and it's in production today. Two years at UKG protecting 300 enterprise customers ($250M ARR) through a multi-year migration off legacy workforce management: owned product strategy and roadmap, ran cross-functional delivery across product, engineering, and services, and scaled the org's first organized AI capability layer without a top-down mandate. Ten years prior at Broadridge: 40+ enterprise deployments in compliance-grade financial services.</w:t>
       </w:r>
     </w:p>
     <w:p>
@@ -398,7 +398,7 @@
           <w:b w:val="0"/>
           <w:i w:val="0"/>
         </w:rPr>
-        <w:t>0→1 product building, data products, self-serve flow design, MVP definition, end-to-end delivery from prototype to production, customer discovery, persona and UX feedback loops, B2B SaaS</w:t>
+        <w:t>Product strategy &amp; roadmap, prioritization and tradeoff decisions, 0→1 product building, data products, MVP definition, end-to-end delivery from prototype to production, customer discovery, persona and UX feedback loops, Agile/Scrum, cross-functional delivery, B2B SaaS</w:t>
       </w:r>
     </w:p>
     <w:p>
@@ -461,7 +461,7 @@
           <w:b w:val="0"/>
           <w:i w:val="0"/>
         </w:rPr>
-        <w:t>Regulatory-consequence delivery, compliance-grade financial services, multi-stakeholder coordination, executive customer engagement, escalation room presence</w:t>
+        <w:t>Regulatory-consequence delivery, compliance-grade financial services, stakeholder management across multi-org programs, executive customer engagement, escalation room presence</w:t>
       </w:r>
     </w:p>
     <w:p>

--- a/applications/Ian_Cowpar_Resume_Master.docx
+++ b/applications/Ian_Cowpar_Resume_Master.docx
@@ -129,7 +129,7 @@
           <w:b/>
           <w:i w:val="0"/>
         </w:rPr>
-        <w:t xml:space="preserve">Built a 0→1 self-serve migration tool, idea to production. </w:t>
+        <w:t xml:space="preserve">Built a 0→1 self-serve migration tool — idea to engineering-ready in one week. </w:t>
       </w:r>
       <w:r>
         <w:rPr>
@@ -137,7 +137,7 @@
           <w:b w:val="0"/>
           <w:i w:val="0"/>
         </w:rPr>
-        <w:t>Took it from concept through three business-epic decomposition (UI, rules, deployment), wrote the working prototype myself in Claude Code, designed the UX feedback loop and persona, and handed engineering the full delivery package — bepics, epics, stories, Gantt, roadmap. Now in active production; the Services org runs migrations independently without an engineering ticket.</w:t>
+        <w:t>Took it from concept through three business-epic decomposition (UI, rules, deployment), wrote the working prototype myself in Claude Code, designed the UX feedback loop and persona, and handed engineering a complete delivery package — bepics, epics, stories, Gantt, roadmap. In production with the first customer cohort — 6 enterprise accounts in flight, Services running migrations without an engineering ticket, Services-Consultant feedback loop active.</w:t>
       </w:r>
     </w:p>
     <w:p>
@@ -160,7 +160,7 @@
           <w:b w:val="0"/>
           <w:i w:val="0"/>
         </w:rPr>
-        <w:t>Started as a personal automation library, scaled into team-wide shared capability without a top-down mandate. Adoption spread because the thing worked better than what it replaced — the only kind of adoption that lasts.</w:t>
+        <w:t>Started as a personal automation library; built it into a shared repo 20 PMs could pull from, ran the first peer group, and sat with two PMs directly to configure it for their own use cases. Designed from the start to spread without a mandate — shared infrastructure, not personal tooling, because the only adoption that lasts is the kind nobody had to order.</w:t>
       </w:r>
     </w:p>
     <w:p>
@@ -183,7 +183,7 @@
           <w:b w:val="0"/>
           <w:i w:val="0"/>
         </w:rPr>
-        <w:t>classifying open issues across customer escalations, code defects, internal bugs, CVEs, and noise across four products; auto-refreshed daily, with a Claude Code function I built into the tool surfacing the single highest-leverage action per panel. Opinionated routing, not a dashboard.</w:t>
+        <w:t>classifying open issues across customer escalations, code defects, internal bugs, CVEs, and noise across four products; auto-refreshed daily, with a Claude Code function I built into the tool surfacing the single highest-leverage action per panel. Cut the working defect list ~97% — roughly 200 apparent issues resolved to a real five — so engineering triaged signal, not noise. Opinionated routing, not a dashboard.</w:t>
       </w:r>
     </w:p>
     <w:p>
@@ -221,7 +221,7 @@
           <w:b/>
           <w:i w:val="0"/>
         </w:rPr>
-        <w:t xml:space="preserve">Led ARR-focused risk tracking for the UTA upgrade program: </w:t>
+        <w:t xml:space="preserve">Built an ARR-risk model for the UTA upgrade program </w:t>
       </w:r>
       <w:r>
         <w:rPr>
@@ -229,7 +229,7 @@
           <w:b w:val="0"/>
           <w:i w:val="0"/>
         </w:rPr>
-        <w:t>automated weekly reporting routes every open blocker to the program lead; live tracking surfaces aging issues before escalation.</w:t>
+        <w:t>scoring the top 10 accounts on a blend of ARR exposure, reported-case volume, true-defect count, and Salesforce sentiment — not raw ticket counts. Automated weekly reporting routed every open blocker to the program lead; live tracking surfaced aging issues before they escalated.</w:t>
       </w:r>
     </w:p>
     <w:p>
